--- a/guess-what/unit-1-in-the-garden/lesson-plans.docx
+++ b/guess-what/unit-1-in-the-garden/lesson-plans.docx
@@ -50,7 +50,7 @@
           <w:i/>
           <w:sz w:val="20"/>
         </w:rPr>
-        <w:t>Language aims match the Cambridge 'Guess What!' Level 3 course map. Page numbers are not given because editions differ — use the page that matches the lesson aim.</w:t>
+        <w:t>Vocabulary and language aims follow Guess What! Level 3 (American Edition); they were checked against the unit word cards and the official unit tests. Page numbers are not given because editions differ — use the page that matches the lesson aim.</w:t>
       </w:r>
     </w:p>
     <w:p>
@@ -179,7 +179,7 @@
                 <w:i w:val="0"/>
                 <w:sz w:val="20"/>
               </w:rPr>
-              <w:t>tree, leaf, caterpillar, rabbit, butterfly, flower, grass, tortoise/turtle, guinea pig, snail</w:t>
+              <w:t>tree, leaf, caterpillar, rabbit, butterfly, flower, grass, turtle, guinea pig, snail</w:t>
             </w:r>
           </w:p>
         </w:tc>
@@ -1401,7 +1401,7 @@
                 <w:i w:val="0"/>
                 <w:sz w:val="21"/>
               </w:rPr>
-              <w:t>tortoise / turtle</w:t>
+              <w:t>turtle</w:t>
             </w:r>
           </w:p>
         </w:tc>
@@ -1717,7 +1717,7 @@
                 <w:i w:val="0"/>
                 <w:sz w:val="20"/>
               </w:rPr>
-              <w:t xml:space="preserve">  (by the end of the lesson pupils can…)</w:t>
+              <w:t xml:space="preserve">  (by the end of the lesson students can…)</w:t>
             </w:r>
           </w:p>
         </w:tc>
@@ -1806,7 +1806,7 @@
                 <w:i w:val="0"/>
                 <w:sz w:val="20"/>
               </w:rPr>
-              <w:t>• tree, leaf, caterpillar, rabbit, butterfly, flower, grass, tortoise (turtle), guinea pig, snail</w:t>
+              <w:t>• tree, leaf, caterpillar, rabbit, butterfly, flower, grass, turtle (turtle), guinea pig, snail</w:t>
             </w:r>
             <w:r>
               <w:br/>
@@ -2280,7 +2280,7 @@
                 <w:i w:val="0"/>
                 <w:sz w:val="19"/>
               </w:rPr>
-              <w:t>Mime and guess. Pupils come to the front and mime a snail (very slow), a rabbit (hop), a butterfly (flap). The class guesses in Uzbek; you give the English word once and everybody repeats.</w:t>
+              <w:t>Mime and guess. Students come to the front and mime a snail (very slow), a rabbit (hop), a butterfly (flap). The class guesses in Uzbek; you give the English word once and everybody repeats.</w:t>
             </w:r>
           </w:p>
         </w:tc>
@@ -2383,7 +2383,7 @@
                 <w:i w:val="0"/>
                 <w:sz w:val="19"/>
               </w:rPr>
-              <w:t>Flash the ten cards one by one: 'Look! A rabbit. Rabbit.' Choral repetition → rows → individuals (whisper / shout / sing). Student's Book: *Listen and point*, then *Listen, point and repeat*. Teach 'tortoise' and 'turtle' together — same animal.</w:t>
+              <w:t>Flash the ten cards one by one: 'Look! A rabbit. Rabbit.' Choral repetition → rows → individuals (whisper / shout / sing). Student's Book: *Listen and point*, then *Listen, point and repeat*. Teach 'turtle' and 'turtle' together — same animal.</w:t>
             </w:r>
           </w:p>
         </w:tc>
@@ -2542,7 +2542,7 @@
                 <w:i w:val="0"/>
                 <w:sz w:val="19"/>
               </w:rPr>
-              <w:t xml:space="preserve"> (two pupils race to touch the named card). Then Worksheet A, exercises A and B in pairs.</w:t>
+              <w:t xml:space="preserve"> (two students race to touch the named card). Then Worksheet A, exercises A and B in pairs.</w:t>
             </w:r>
           </w:p>
         </w:tc>
@@ -2654,7 +2654,7 @@
                 <w:i w:val="0"/>
                 <w:sz w:val="19"/>
               </w:rPr>
-              <w:t xml:space="preserve"> in pairs: one pupil thinks of a card and gives clues ('It's small. It's got a shell.'), the partner answers 'A snail!'. Model one round with a volunteer first.</w:t>
+              <w:t xml:space="preserve"> in pairs: one student thinks of a card and gives clues ('It's small. It has a shell.'), the partner answers 'A snail!'. Model one round with a volunteer first.</w:t>
             </w:r>
           </w:p>
         </w:tc>
@@ -2839,7 +2839,7 @@
           <w:i w:val="0"/>
           <w:sz w:val="22"/>
         </w:rPr>
-        <w:t xml:space="preserve"> Point to a card at random for 5 pupils (no prompting) and tick the class list.</w:t>
+        <w:t xml:space="preserve"> Point to a card at random for 5 students (no prompting) and check the class list.</w:t>
       </w:r>
     </w:p>
     <w:tbl>
@@ -2902,7 +2902,7 @@
                 <w:i w:val="0"/>
                 <w:sz w:val="22"/>
               </w:rPr>
-              <w:t>'tortoise' va 'turtle' o'zbek tilida bitta — 'toshbaqa'. Ikkalasi to'g'ri ekanini ayting.</w:t>
+              <w:t>'turtle' va 'turtle' o'zbek tilida bitta — 'toshbaqa'. Ikkalasi to'g'ri ekanini ayting.</w:t>
             </w:r>
           </w:p>
           <w:p>
@@ -2917,7 +2917,7 @@
                 <w:i w:val="0"/>
                 <w:sz w:val="22"/>
               </w:rPr>
-              <w:t>Support: give weaker pupils a picture-only card to point to first. Extension: fast finishers write a colour next to each word (green tree, white rabbit).</w:t>
+              <w:t>Support: give weaker students a picture-only card to point to first. Extension: fast finishers write a color next to each word (green tree, white rabbit).</w:t>
             </w:r>
           </w:p>
         </w:tc>
@@ -3038,7 +3038,7 @@
                 <w:i w:val="0"/>
                 <w:sz w:val="20"/>
               </w:rPr>
-              <w:t xml:space="preserve">  (by the end of the lesson pupils can…)</w:t>
+              <w:t xml:space="preserve">  (by the end of the lesson students can…)</w:t>
             </w:r>
           </w:p>
         </w:tc>
@@ -3478,7 +3478,7 @@
                 <w:i w:val="0"/>
                 <w:sz w:val="19"/>
               </w:rPr>
-              <w:t>Ask three pupils 'What's your favourite animal?' and give the answer to the class: 'Aziz's favourite animal is a rabbit.' (Keep the structure visible on the board.)</w:t>
+              <w:t>Ask three students 'What's your favorite animal?' and give the answer to the class: 'Aziz's favorite animal is a rabbit.' (Keep the structure visible on the board.)</w:t>
             </w:r>
           </w:p>
         </w:tc>
@@ -3740,7 +3740,7 @@
                 <w:i w:val="0"/>
                 <w:sz w:val="19"/>
               </w:rPr>
-              <w:t xml:space="preserve"> pet is a snail.' Point to yourself + class: 'Our class pet is a tortoise.' Build a table on the board: I → my, you → your, he → his, she → her, we → our, they → their. Colour the boy words blue, girl words red.</w:t>
+              <w:t xml:space="preserve"> pet is a snail.' Point to yourself + class: 'Our class pet is a turtle.' Build a table on the board: I → my, you → your, he → his, she → her, we → our, they → their. Color the boy words blue, girl words red.</w:t>
             </w:r>
           </w:p>
         </w:tc>
@@ -3957,7 +3957,7 @@
                 <w:i w:val="0"/>
                 <w:sz w:val="19"/>
               </w:rPr>
-              <w:t>: pupil A says 'My pet is a rabbit. It is white.' Pupil B turns to C and says 'His pet is a rabbit. Its colour is white.' Practise in rows of five.</w:t>
+              <w:t>: student A says 'My pet is a rabbit. It is white.' Student B turns to C and says 'His pet is a rabbit. Its color is white.' Practice in rows of five.</w:t>
             </w:r>
           </w:p>
         </w:tc>
@@ -4062,7 +4062,7 @@
                 <w:i w:val="0"/>
                 <w:sz w:val="19"/>
               </w:rPr>
-              <w:t>Quick-fire: point to a pupil and ask the class 'Is it his or her pet?' Homework.</w:t>
+              <w:t>Quick-fire: point to a student and ask the class 'Is it his or her pet?' Homework.</w:t>
             </w:r>
           </w:p>
         </w:tc>
@@ -4142,7 +4142,7 @@
           <w:i w:val="0"/>
           <w:sz w:val="22"/>
         </w:rPr>
-        <w:t xml:space="preserve"> Listen for my/his/her during the pet chain; note pupils who confuse his and her.</w:t>
+        <w:t xml:space="preserve"> Listen for my/his/her during the pet chain; note students who confuse his and her.</w:t>
       </w:r>
     </w:p>
     <w:tbl>
@@ -4238,7 +4238,7 @@
                 <w:i w:val="0"/>
                 <w:sz w:val="22"/>
               </w:rPr>
-              <w:t>Support: sentence frames on the board. Extension: add a colour and a size ('Their pet is big and orange.').</w:t>
+              <w:t>Support: sentence frames on the board. Extension: add a color and a size ('Their pet is big and orange.').</w:t>
             </w:r>
           </w:p>
         </w:tc>
@@ -4359,7 +4359,7 @@
                 <w:i w:val="0"/>
                 <w:sz w:val="20"/>
               </w:rPr>
-              <w:t xml:space="preserve">  (by the end of the lesson pupils can…)</w:t>
+              <w:t xml:space="preserve">  (by the end of the lesson students can…)</w:t>
             </w:r>
           </w:p>
         </w:tc>
@@ -4524,7 +4524,7 @@
                 <w:i w:val="0"/>
                 <w:sz w:val="20"/>
               </w:rPr>
-              <w:t>• Flashcards stuck far from pupils (on the back wall)</w:t>
+              <w:t>• Flashcards stuck far from students (on the back wall)</w:t>
             </w:r>
             <w:r>
               <w:br/>
@@ -4811,7 +4811,7 @@
                 <w:i w:val="0"/>
                 <w:sz w:val="19"/>
               </w:rPr>
-              <w:t>Ask 'What's the date today? What's the weather like?' Review his / her with two pupils.</w:t>
+              <w:t>Ask 'What's the date today? What's the weather like?' Review his / her with two students.</w:t>
             </w:r>
           </w:p>
         </w:tc>
@@ -4925,7 +4925,7 @@
                 <w:i w:val="0"/>
                 <w:sz w:val="19"/>
               </w:rPr>
-              <w:t>: stick eight flashcards on the wall at the back. Point and ask 'What's that?' Pupils answer 'It's a tree.' Then point to two cards: 'What are those?' → 'They're …'.</w:t>
+              <w:t>: stick eight flashcards on the wall at the back. Point and ask 'What's that?' Students answer 'It's a tree.' Then point to two cards: 'What are those?' → 'They're …'.</w:t>
             </w:r>
           </w:p>
         </w:tc>
@@ -5028,7 +5028,7 @@
                 <w:i w:val="0"/>
                 <w:sz w:val="19"/>
               </w:rPr>
-              <w:t xml:space="preserve">Show the difference: hold a card near you — 'This is a rabbit.' Point to a far card — 'That is a rabbit.' Then two far cards — 'Those are rabbits.' Write the questions on the board with the matching answers, colour 'that/those'. Note the irregular plural </w:t>
+              <w:t xml:space="preserve">Show the difference: hold a card near you — 'This is a rabbit.' Point to a far card — 'That is a rabbit.' Then two far cards — 'Those are rabbits.' Write the questions on the board with the matching answers, color 'that/those'. Note the irregular plural </w:t>
             </w:r>
             <w:r>
               <w:rPr>
@@ -5263,7 +5263,7 @@
                 <w:i w:val="0"/>
                 <w:sz w:val="19"/>
               </w:rPr>
-              <w:t>: in groups of four, pupils ask 'What's that?' about pictures the teacher places around the room and score a point for each full-sentence answer.</w:t>
+              <w:t>: in groups of four, students ask 'What's that?' about pictures the teacher places around the room and score a point for each full-sentence answer.</w:t>
             </w:r>
           </w:p>
         </w:tc>
@@ -5368,7 +5368,7 @@
                 <w:i w:val="0"/>
                 <w:sz w:val="19"/>
               </w:rPr>
-              <w:t>Class chain: each pupil asks a neighbour 'What are those?' pointing to two picture cards.</w:t>
+              <w:t>Class chain: each student asks a neighbor 'What are those?' pointing to two picture cards.</w:t>
             </w:r>
           </w:p>
         </w:tc>
@@ -5425,7 +5425,7 @@
           <w:i w:val="0"/>
           <w:sz w:val="22"/>
         </w:rPr>
-        <w:t xml:space="preserve"> Activity Book grammar page; find two things far from you at home and write 'What's that?' questions for them.</w:t>
+        <w:t xml:space="preserve"> Workbook grammar page; find two things far from you at home and write 'What's that?' questions for them.</w:t>
       </w:r>
     </w:p>
     <w:p>
@@ -5448,7 +5448,7 @@
           <w:i w:val="0"/>
           <w:sz w:val="22"/>
         </w:rPr>
-        <w:t xml:space="preserve"> Note whether pupils add -s for plurals and choose It's / They're correctly.</w:t>
+        <w:t xml:space="preserve"> Note whether students add -s for plurals and choose It's / They're correctly.</w:t>
       </w:r>
     </w:p>
     <w:tbl>
@@ -5511,7 +5511,7 @@
                 <w:i w:val="0"/>
                 <w:sz w:val="22"/>
               </w:rPr>
-              <w:t>'They're' /ðeɪə/ — 'th' tovushi: til uchi tishlar orasida. 'They're' ni 'Dey're' deb aytmaslikka e'tibor bering.</w:t>
+              <w:t>'They're' /ðeɪr/ — 'th' tovushi: til uchi tishlar orasida. 'They're' ni 'Dey're' deb aytmaslikka e'tibor bering.</w:t>
             </w:r>
           </w:p>
           <w:p>
@@ -5526,7 +5526,7 @@
                 <w:i w:val="0"/>
                 <w:sz w:val="22"/>
               </w:rPr>
-              <w:t>Support: use gestures (point near / far). Extension: pupils add colours: 'They're green leaves.'</w:t>
+              <w:t>Support: use gestures (point near / far). Extension: students add colors: 'They're green leaves.'</w:t>
             </w:r>
           </w:p>
         </w:tc>
@@ -5647,7 +5647,7 @@
                 <w:i w:val="0"/>
                 <w:sz w:val="20"/>
               </w:rPr>
-              <w:t xml:space="preserve">  (by the end of the lesson pupils can…)</w:t>
+              <w:t xml:space="preserve">  (by the end of the lesson students can…)</w:t>
             </w:r>
           </w:p>
         </w:tc>
@@ -5672,7 +5672,7 @@
                 <w:i w:val="0"/>
                 <w:sz w:val="20"/>
               </w:rPr>
-              <w:t>• listen for specific animals and ticking what is mentioned</w:t>
+              <w:t>• listen for specific animals and checking what is mentioned</w:t>
             </w:r>
             <w:r>
               <w:br/>
@@ -6210,7 +6210,7 @@
                 <w:i w:val="0"/>
                 <w:sz w:val="19"/>
               </w:rPr>
-              <w:t>: make a sound or show a silhouette, pupils name the animal in English.</w:t>
+              <w:t>: make a sound or show a silhouette, students name the animal in English.</w:t>
             </w:r>
           </w:p>
         </w:tc>
@@ -6313,7 +6313,7 @@
                 <w:i w:val="0"/>
                 <w:sz w:val="19"/>
               </w:rPr>
-              <w:t>Pre-listening: look at the Student's Book picture and predict: 'What can you see at the zoo?' Collect words on the board. Play the audio once for gist (which animals?), then again for detail (tick / match).</w:t>
+              <w:t>Pre-listening: look at the Student's Book picture and predict: 'What can you see at the zoo?' Collect words on the board. Play the audio once for gist (which animals?), then again for detail (check / match).</w:t>
             </w:r>
           </w:p>
         </w:tc>
@@ -6418,7 +6418,7 @@
                 <w:i w:val="0"/>
                 <w:sz w:val="19"/>
               </w:rPr>
-              <w:t>Do the listening task, then check together. Pupils read the short text in Worksheet B exercise D ('Lily's garden') and answer the questions in complete sentences.</w:t>
+              <w:t>Do the listening task, then check together. Students read the short text in Worksheet B exercise D ('Lily's garden') and answer the questions in complete sentences.</w:t>
             </w:r>
           </w:p>
         </w:tc>
@@ -6521,7 +6521,7 @@
                 <w:i w:val="0"/>
                 <w:sz w:val="19"/>
               </w:rPr>
-              <w:t>Writing: using the help box in Worksheet B exercise E, pupils write three sentences about their pet or a pet they would like. Volunteers read aloud.</w:t>
+              <w:t>Writing: using the help box in Worksheet B exercise E, students write three sentences about their pet or a pet they would like. Volunteers read aloud.</w:t>
             </w:r>
           </w:p>
         </w:tc>
@@ -6626,7 +6626,7 @@
                 <w:i w:val="0"/>
                 <w:sz w:val="19"/>
               </w:rPr>
-              <w:t>Gallery walk: pupils swap notebooks and tick one thing they like in a friend's text. Homework.</w:t>
+              <w:t>Gallery walk: students swap notebooks and check one thing they like in a friend's text. Homework.</w:t>
             </w:r>
           </w:p>
         </w:tc>
@@ -6905,7 +6905,7 @@
                 <w:i w:val="0"/>
                 <w:sz w:val="20"/>
               </w:rPr>
-              <w:t xml:space="preserve">  (by the end of the lesson pupils can…)</w:t>
+              <w:t xml:space="preserve">  (by the end of the lesson students can…)</w:t>
             </w:r>
           </w:p>
         </w:tc>
@@ -7574,7 +7574,7 @@
                 <w:i w:val="0"/>
                 <w:sz w:val="19"/>
               </w:rPr>
-              <w:t>Story: look at the pictures first ('What can you see?'), listen and follow in the book. Ask simple comprehension questions ('Who is listening? Who is not listening?') and discuss the value in Uzbek, then summarise in English ('Listen to others.').</w:t>
+              <w:t>Story: look at the pictures first ('What can you see?'), listen and follow in the book. Ask simple comprehension questions ('Who is listening? Who is not listening?') and discuss the value in Uzbek, then summarize in English ('Listen to others.').</w:t>
             </w:r>
           </w:p>
         </w:tc>
@@ -7679,7 +7679,7 @@
                 <w:i w:val="0"/>
                 <w:sz w:val="19"/>
               </w:rPr>
-              <w:t>Talk time: present the model dialogue ('Can I borrow your pencil, please?'). Practise in open pairs, then closed pairs with real classroom objects. Say it!: listen, repeat, then list more ee/ea words.</w:t>
+              <w:t>Talk time: present the model dialogue ('Can I borrow your pencil, please?'). Practice in open pairs, then closed pairs with real classroom objects. Say it!: listen, repeat, then list more ee/ea words.</w:t>
             </w:r>
           </w:p>
         </w:tc>
@@ -7791,7 +7791,7 @@
                 <w:i w:val="0"/>
                 <w:sz w:val="19"/>
               </w:rPr>
-              <w:t>: pupils walk around with two objects and ask classmates to borrow one, using polite phrases, then return it with 'Thank you.'</w:t>
+              <w:t>: students walk around with two objects and ask classmates to borrow one, using polite phrases, then return it with 'Thank you.'</w:t>
             </w:r>
           </w:p>
         </w:tc>
@@ -7953,7 +7953,7 @@
           <w:i w:val="0"/>
           <w:sz w:val="22"/>
         </w:rPr>
-        <w:t xml:space="preserve"> Activity Book story page; learn the dialogue 'Can I borrow your …?'.</w:t>
+        <w:t xml:space="preserve"> Workbook story page; learn the dialogue 'Can I borrow your …?'.</w:t>
       </w:r>
     </w:p>
     <w:p>
@@ -7976,7 +7976,7 @@
           <w:i w:val="0"/>
           <w:sz w:val="22"/>
         </w:rPr>
-        <w:t xml:space="preserve"> Listen for please / thank you in the pair work and note pupils who use both.</w:t>
+        <w:t xml:space="preserve"> Listen for please / thank you in the pair work and note students who use both.</w:t>
       </w:r>
     </w:p>
     <w:tbl>
@@ -8160,7 +8160,7 @@
                 <w:i w:val="0"/>
                 <w:sz w:val="20"/>
               </w:rPr>
-              <w:t xml:space="preserve">  (by the end of the lesson pupils can…)</w:t>
+              <w:t xml:space="preserve">  (by the end of the lesson students can…)</w:t>
             </w:r>
           </w:p>
         </w:tc>
@@ -8261,7 +8261,7 @@
                 <w:i w:val="0"/>
                 <w:sz w:val="20"/>
               </w:rPr>
-              <w:t>• A (tortoise) lives in a (desert).</w:t>
+              <w:t>• A (turtle) lives in a (desert).</w:t>
             </w:r>
           </w:p>
         </w:tc>
@@ -8817,7 +8817,7 @@
                 <w:i w:val="0"/>
                 <w:sz w:val="19"/>
               </w:rPr>
-              <w:t>Show three habitat pictures. Teach *habitat* = the natural home of an animal or plant. Match animals to habitats in pairs (tortoise – desert / garden, snail – garden, dolphin – ocean…).</w:t>
+              <w:t>Show three habitat pictures. Teach *habitat* = the natural home of an animal or plant. Match animals to habitats in pairs (turtle – desert / garden, snail – garden, dolphin – ocean…).</w:t>
             </w:r>
           </w:p>
         </w:tc>
@@ -8922,7 +8922,7 @@
                 <w:i w:val="0"/>
                 <w:sz w:val="19"/>
               </w:rPr>
-              <w:t>Student's Book CLIL activities (watch / read / match). Pupils complete a simple table: Animal | Habitat on the board.</w:t>
+              <w:t>Student's Book CLIL activities (watch / read / match). Students complete a simple table: Animal | Habitat on the board.</w:t>
             </w:r>
           </w:p>
         </w:tc>
@@ -9306,7 +9306,7 @@
           <w:color w:val="1B6CA8"/>
           <w:sz w:val="28"/>
         </w:rPr>
-        <w:t>Lesson 7: Unit 1 revision and quiz</w:t>
+        <w:t>Lesson 7: Unit 1 review and quiz</w:t>
       </w:r>
     </w:p>
     <w:tbl>
@@ -9367,7 +9367,7 @@
                 <w:i w:val="0"/>
                 <w:sz w:val="20"/>
               </w:rPr>
-              <w:t>Revision of Unit 1 language; quick quiz</w:t>
+              <w:t>Review of Unit 1 language; quick quiz</w:t>
             </w:r>
           </w:p>
         </w:tc>
@@ -9403,7 +9403,7 @@
                 <w:i w:val="0"/>
                 <w:sz w:val="20"/>
               </w:rPr>
-              <w:t xml:space="preserve">  (by the end of the lesson pupils can…)</w:t>
+              <w:t xml:space="preserve">  (by the end of the lesson students can…)</w:t>
             </w:r>
           </w:p>
         </w:tc>
@@ -9831,7 +9831,7 @@
                 <w:i w:val="0"/>
                 <w:sz w:val="19"/>
               </w:rPr>
-              <w:t>Greet and explain that today is revision and a short quiz: 'No stress — show what you know!'</w:t>
+              <w:t>Greet and explain that today is review and a short quiz: 'No stress — show what you know!'</w:t>
             </w:r>
           </w:p>
         </w:tc>
@@ -10153,7 +10153,7 @@
                 <w:i w:val="0"/>
                 <w:sz w:val="19"/>
               </w:rPr>
-              <w:t>Pairs: revise using the Pairs (memory) cards. Pupils correct three mistakes you deliberately write on the board (his/her, plural -s, that/those).</w:t>
+              <w:t>Pairs: review using the Pairs (memory) cards. Students correct three mistakes you deliberately write on the board (his/her, plural -s, that/those).</w:t>
             </w:r>
           </w:p>
         </w:tc>
@@ -10441,7 +10441,7 @@
           <w:i w:val="0"/>
           <w:sz w:val="22"/>
         </w:rPr>
-        <w:t xml:space="preserve"> Mark the quiz (answer keys PDF). Record scores and pupils who need extra practice.</w:t>
+        <w:t xml:space="preserve"> Mark the quiz (answer keys PDF). Record scores and students who need extra practice.</w:t>
       </w:r>
     </w:p>
     <w:tbl>
@@ -10504,7 +10504,7 @@
                 <w:i w:val="0"/>
                 <w:sz w:val="22"/>
               </w:rPr>
-              <w:t>Weak pupils: read the instructions aloud and allow one pair check. Extension: write a short riddle about a garden animal.</w:t>
+              <w:t>Weak students: read the instructions aloud and allow one pair check. Extension: write a short riddle about a garden animal.</w:t>
             </w:r>
           </w:p>
         </w:tc>
